--- a/infos_atelier_XML.docx
+++ b/infos_atelier_XML.docx
@@ -1912,7 +1912,13 @@
         <w:rPr>
           <w:lang w:val="fr-FR"/>
         </w:rPr>
-        <w:t>Groc</w:t>
+        <w:t>Gro</w:t>
+      </w:r>
+      <w:r>
+        <w:rPr>
+          <w:lang w:val="fr-FR"/>
+        </w:rPr>
+        <w:t>k</w:t>
       </w:r>
       <w:proofErr w:type="spellEnd"/>
       <w:r>
